--- a/docs/Бланк_Задания.docx
+++ b/docs/Бланк_Задания.docx
@@ -11,8 +11,19 @@
           <w:color w:val="000000"/>
           <w:sz w:val="22"/>
           <w:szCs w:val="22"/>
-        </w:rPr>
-      </w:pPr>
+          <w:lang w:val="ru-RU"/>
+        </w:rPr>
+      </w:pPr>
+      <w:r>
+        <w:rPr>
+          <w:rFonts w:ascii="Times New Roman" w:hAnsi="Times New Roman" w:cs="Times New Roman"/>
+          <w:color w:val="000000"/>
+          <w:sz w:val="22"/>
+          <w:szCs w:val="22"/>
+          <w:lang w:val="ru-RU"/>
+        </w:rPr>
+        <w:tab/>
+      </w:r>
     </w:p>
     <w:tbl>
       <w:tblPr>
